--- a/2026-Q3/Devotionals/ThePurposeOfTheGood-v2.docx
+++ b/2026-Q3/Devotionals/ThePurposeOfTheGood-v2.docx
@@ -115,7 +115,29 @@
           <w:szCs w:val="22"/>
           <w14:ligatures w14:val="none"/>
         </w:rPr>
-        <w:t xml:space="preserve">Scripture never treats goodness as a standard God happens to meet. Goodness is what God is, which means the question of what the Good is </w:t>
+        <w:t xml:space="preserve">Scripture never treats goodness as a standard God happens to meet. Goodness is what God is, which means the question of what </w:t>
+      </w:r>
+      <w:r>
+        <w:rPr>
+          <w:rFonts w:ascii="Calibri" w:eastAsia="Times New Roman" w:hAnsi="Calibri" w:cs="Calibri"/>
+          <w:i/>
+          <w:iCs/>
+          <w:kern w:val="0"/>
+          <w:sz w:val="22"/>
+          <w:szCs w:val="22"/>
+          <w14:ligatures w14:val="none"/>
+        </w:rPr>
+        <w:t>the Good</w:t>
+      </w:r>
+      <w:r>
+        <w:rPr>
+          <w:rFonts w:ascii="Calibri" w:eastAsia="Times New Roman" w:hAnsi="Calibri" w:cs="Calibri"/>
+          <w:kern w:val="0"/>
+          <w:sz w:val="22"/>
+          <w:szCs w:val="22"/>
+          <w14:ligatures w14:val="none"/>
+        </w:rPr>
+        <w:t xml:space="preserve"> is </w:t>
       </w:r>
       <w:r>
         <w:rPr>

--- a/2026-Q3/Devotionals/ThePurposeOfTheGood-v2.docx
+++ b/2026-Q3/Devotionals/ThePurposeOfTheGood-v2.docx
@@ -159,7 +159,47 @@
           <w:szCs w:val="22"/>
           <w14:ligatures w14:val="none"/>
         </w:rPr>
-        <w:t xml:space="preserve"> is a question about God's own purpose — union with the people He made.</w:t>
+        <w:t xml:space="preserve"> is a question about God's own purpose</w:t>
+      </w:r>
+      <w:r>
+        <w:rPr>
+          <w:rFonts w:ascii="Calibri" w:eastAsia="Times New Roman" w:hAnsi="Calibri" w:cs="Calibri"/>
+          <w:kern w:val="0"/>
+          <w:sz w:val="22"/>
+          <w:szCs w:val="22"/>
+          <w14:ligatures w14:val="none"/>
+        </w:rPr>
+        <w:t xml:space="preserve"> (i.e. </w:t>
+      </w:r>
+      <w:r>
+        <w:rPr>
+          <w:rFonts w:ascii="Calibri" w:eastAsia="Times New Roman" w:hAnsi="Calibri" w:cs="Calibri"/>
+          <w:kern w:val="0"/>
+          <w:sz w:val="22"/>
+          <w:szCs w:val="22"/>
+          <w14:ligatures w14:val="none"/>
+        </w:rPr>
+        <w:t>union with the people He made</w:t>
+      </w:r>
+      <w:r>
+        <w:rPr>
+          <w:rFonts w:ascii="Calibri" w:eastAsia="Times New Roman" w:hAnsi="Calibri" w:cs="Calibri"/>
+          <w:kern w:val="0"/>
+          <w:sz w:val="22"/>
+          <w:szCs w:val="22"/>
+          <w14:ligatures w14:val="none"/>
+        </w:rPr>
+        <w:t>)</w:t>
+      </w:r>
+      <w:r>
+        <w:rPr>
+          <w:rFonts w:ascii="Calibri" w:eastAsia="Times New Roman" w:hAnsi="Calibri" w:cs="Calibri"/>
+          <w:kern w:val="0"/>
+          <w:sz w:val="22"/>
+          <w:szCs w:val="22"/>
+          <w14:ligatures w14:val="none"/>
+        </w:rPr>
+        <w:t>.</w:t>
       </w:r>
     </w:p>
     <w:p>
@@ -572,7 +612,27 @@
           <w:szCs w:val="22"/>
           <w14:ligatures w14:val="none"/>
         </w:rPr>
-        <w:t>This means the purpose of the Good is not an abstract ethical puzzle. It is the purpose of God being known, loved, and reflected in a creature who is not naturally like Him. The Good has a purpose because God has a purpose — to be united with the people He made, and to remake them in His likeness (</w:t>
+        <w:t>This means the purpose of the Good is not an abstract ethical puzzle. It is the purpose of God being known, loved, and reflected in a creature who is not naturally like Him. The Good has a purpose because God has a purpose</w:t>
+      </w:r>
+      <w:r>
+        <w:rPr>
+          <w:rFonts w:ascii="Calibri" w:eastAsia="Times New Roman" w:hAnsi="Calibri" w:cs="Calibri"/>
+          <w:kern w:val="0"/>
+          <w:sz w:val="22"/>
+          <w:szCs w:val="22"/>
+          <w14:ligatures w14:val="none"/>
+        </w:rPr>
+        <w:t xml:space="preserve">; i.e. </w:t>
+      </w:r>
+      <w:r>
+        <w:rPr>
+          <w:rFonts w:ascii="Calibri" w:eastAsia="Times New Roman" w:hAnsi="Calibri" w:cs="Calibri"/>
+          <w:kern w:val="0"/>
+          <w:sz w:val="22"/>
+          <w:szCs w:val="22"/>
+          <w14:ligatures w14:val="none"/>
+        </w:rPr>
+        <w:t>to be united with the people He made, and to remake them in His likeness (</w:t>
       </w:r>
       <w:r>
         <w:rPr>
@@ -777,7 +837,55 @@
           <w:szCs w:val="22"/>
           <w14:ligatures w14:val="none"/>
         </w:rPr>
-        <w:t>God said, "Take your son — your only son, whom you love, Isaac — and go to the land of Moriah! Offer him up there as a burnt offering on one of the mountains which I will indicate to you."</w:t>
+        <w:t xml:space="preserve">God said, "Take your son </w:t>
+      </w:r>
+      <w:r>
+        <w:rPr>
+          <w:rFonts w:ascii="Calibri" w:eastAsia="Times New Roman" w:hAnsi="Calibri" w:cs="Calibri"/>
+          <w:i/>
+          <w:iCs/>
+          <w:kern w:val="0"/>
+          <w:sz w:val="22"/>
+          <w:szCs w:val="22"/>
+          <w14:ligatures w14:val="none"/>
+        </w:rPr>
+        <w:t>-</w:t>
+      </w:r>
+      <w:r>
+        <w:rPr>
+          <w:rFonts w:ascii="Calibri" w:eastAsia="Times New Roman" w:hAnsi="Calibri" w:cs="Calibri"/>
+          <w:i/>
+          <w:iCs/>
+          <w:kern w:val="0"/>
+          <w:sz w:val="22"/>
+          <w:szCs w:val="22"/>
+          <w14:ligatures w14:val="none"/>
+        </w:rPr>
+        <w:t xml:space="preserve"> your only son, whom you love, Isaac </w:t>
+      </w:r>
+      <w:r>
+        <w:rPr>
+          <w:rFonts w:ascii="Calibri" w:eastAsia="Times New Roman" w:hAnsi="Calibri" w:cs="Calibri"/>
+          <w:i/>
+          <w:iCs/>
+          <w:kern w:val="0"/>
+          <w:sz w:val="22"/>
+          <w:szCs w:val="22"/>
+          <w14:ligatures w14:val="none"/>
+        </w:rPr>
+        <w:t>-</w:t>
+      </w:r>
+      <w:r>
+        <w:rPr>
+          <w:rFonts w:ascii="Calibri" w:eastAsia="Times New Roman" w:hAnsi="Calibri" w:cs="Calibri"/>
+          <w:i/>
+          <w:iCs/>
+          <w:kern w:val="0"/>
+          <w:sz w:val="22"/>
+          <w:szCs w:val="22"/>
+          <w14:ligatures w14:val="none"/>
+        </w:rPr>
+        <w:t xml:space="preserve"> and go to the land of Moriah! Offer him up there as a burnt offering on one of the mountains which I will indicate to you."</w:t>
       </w:r>
       <w:r>
         <w:rPr>
@@ -1091,7 +1199,47 @@
           <w:szCs w:val="22"/>
           <w14:ligatures w14:val="none"/>
         </w:rPr>
-        <w:t xml:space="preserve">Abraham's faith was not a private conviction that stayed inside his head. It became visible — became actual — only in the moment he raised the knife. That is the whole argument of </w:t>
+        <w:t xml:space="preserve">Abraham's faith was not a private conviction that stayed inside his head. It became visible </w:t>
+      </w:r>
+      <w:r>
+        <w:rPr>
+          <w:rFonts w:ascii="Calibri" w:eastAsia="Times New Roman" w:hAnsi="Calibri" w:cs="Calibri"/>
+          <w:kern w:val="0"/>
+          <w:sz w:val="22"/>
+          <w:szCs w:val="22"/>
+          <w14:ligatures w14:val="none"/>
+        </w:rPr>
+        <w:t xml:space="preserve">(i.e. </w:t>
+      </w:r>
+      <w:r>
+        <w:rPr>
+          <w:rFonts w:ascii="Calibri" w:eastAsia="Times New Roman" w:hAnsi="Calibri" w:cs="Calibri"/>
+          <w:kern w:val="0"/>
+          <w:sz w:val="22"/>
+          <w:szCs w:val="22"/>
+          <w14:ligatures w14:val="none"/>
+        </w:rPr>
+        <w:t>became actual</w:t>
+      </w:r>
+      <w:r>
+        <w:rPr>
+          <w:rFonts w:ascii="Calibri" w:eastAsia="Times New Roman" w:hAnsi="Calibri" w:cs="Calibri"/>
+          <w:kern w:val="0"/>
+          <w:sz w:val="22"/>
+          <w:szCs w:val="22"/>
+          <w14:ligatures w14:val="none"/>
+        </w:rPr>
+        <w:t xml:space="preserve">) </w:t>
+      </w:r>
+      <w:r>
+        <w:rPr>
+          <w:rFonts w:ascii="Calibri" w:eastAsia="Times New Roman" w:hAnsi="Calibri" w:cs="Calibri"/>
+          <w:kern w:val="0"/>
+          <w:sz w:val="22"/>
+          <w:szCs w:val="22"/>
+          <w14:ligatures w14:val="none"/>
+        </w:rPr>
+        <w:t xml:space="preserve">only in the moment he raised the knife. That is the whole argument of </w:t>
       </w:r>
       <w:r>
         <w:rPr>
@@ -1179,7 +1327,27 @@
           <w:szCs w:val="22"/>
           <w14:ligatures w14:val="none"/>
         </w:rPr>
-        <w:t>) — every example is a person converting invisible conviction into a visible, costly act. That conversion is what sacrifice is.</w:t>
+        <w:t>)</w:t>
+      </w:r>
+      <w:r>
+        <w:rPr>
+          <w:rFonts w:ascii="Calibri" w:eastAsia="Times New Roman" w:hAnsi="Calibri" w:cs="Calibri"/>
+          <w:kern w:val="0"/>
+          <w:sz w:val="22"/>
+          <w:szCs w:val="22"/>
+          <w14:ligatures w14:val="none"/>
+        </w:rPr>
+        <w:t xml:space="preserve">; </w:t>
+      </w:r>
+      <w:r>
+        <w:rPr>
+          <w:rFonts w:ascii="Calibri" w:eastAsia="Times New Roman" w:hAnsi="Calibri" w:cs="Calibri"/>
+          <w:kern w:val="0"/>
+          <w:sz w:val="22"/>
+          <w:szCs w:val="22"/>
+          <w14:ligatures w14:val="none"/>
+        </w:rPr>
+        <w:t>every example is a person converting invisible conviction into a visible, costly act. That conversion is what sacrifice is.</w:t>
       </w:r>
     </w:p>
     <w:p>
@@ -1383,7 +1551,37 @@
           <w:szCs w:val="22"/>
           <w14:ligatures w14:val="none"/>
         </w:rPr>
-        <w:t xml:space="preserve"> — that which "goes up," entirely consumed, with nothing kept back. </w:t>
+        <w:t xml:space="preserve">; i.e. </w:t>
+      </w:r>
+      <w:r>
+        <w:rPr>
+          <w:rFonts w:ascii="Calibri" w:eastAsia="Times New Roman" w:hAnsi="Calibri" w:cs="Calibri"/>
+          <w:kern w:val="0"/>
+          <w:sz w:val="22"/>
+          <w:szCs w:val="22"/>
+          <w14:ligatures w14:val="none"/>
+        </w:rPr>
+        <w:t>that which "goes up</w:t>
+      </w:r>
+      <w:r>
+        <w:rPr>
+          <w:rFonts w:ascii="Calibri" w:eastAsia="Times New Roman" w:hAnsi="Calibri" w:cs="Calibri"/>
+          <w:kern w:val="0"/>
+          <w:sz w:val="22"/>
+          <w:szCs w:val="22"/>
+          <w14:ligatures w14:val="none"/>
+        </w:rPr>
+        <w:t xml:space="preserve">” </w:t>
+      </w:r>
+      <w:r>
+        <w:rPr>
+          <w:rFonts w:ascii="Calibri" w:eastAsia="Times New Roman" w:hAnsi="Calibri" w:cs="Calibri"/>
+          <w:kern w:val="0"/>
+          <w:sz w:val="22"/>
+          <w:szCs w:val="22"/>
+          <w14:ligatures w14:val="none"/>
+        </w:rPr>
+        <w:t xml:space="preserve">entirely consumed, with nothing kept back. </w:t>
       </w:r>
       <w:r>
         <w:rPr>
@@ -1466,7 +1664,55 @@
           <w:szCs w:val="22"/>
           <w14:ligatures w14:val="none"/>
         </w:rPr>
-        <w:t xml:space="preserve"> I exhort you, brothers and sisters, by the mercies of God, to present your bodies as a sacrifice — alive, holy, and pleasing to God — which is your reasonable service.</w:t>
+        <w:t xml:space="preserve"> I exhort you, brothers and sisters, by the mercies of God, to present your bodies as a sacrifice </w:t>
+      </w:r>
+      <w:r>
+        <w:rPr>
+          <w:rFonts w:ascii="Calibri" w:eastAsia="Times New Roman" w:hAnsi="Calibri" w:cs="Calibri"/>
+          <w:i/>
+          <w:iCs/>
+          <w:kern w:val="0"/>
+          <w:sz w:val="22"/>
+          <w:szCs w:val="22"/>
+          <w14:ligatures w14:val="none"/>
+        </w:rPr>
+        <w:t>-</w:t>
+      </w:r>
+      <w:r>
+        <w:rPr>
+          <w:rFonts w:ascii="Calibri" w:eastAsia="Times New Roman" w:hAnsi="Calibri" w:cs="Calibri"/>
+          <w:i/>
+          <w:iCs/>
+          <w:kern w:val="0"/>
+          <w:sz w:val="22"/>
+          <w:szCs w:val="22"/>
+          <w14:ligatures w14:val="none"/>
+        </w:rPr>
+        <w:t xml:space="preserve"> alive, holy, and pleasing to God </w:t>
+      </w:r>
+      <w:r>
+        <w:rPr>
+          <w:rFonts w:ascii="Calibri" w:eastAsia="Times New Roman" w:hAnsi="Calibri" w:cs="Calibri"/>
+          <w:i/>
+          <w:iCs/>
+          <w:kern w:val="0"/>
+          <w:sz w:val="22"/>
+          <w:szCs w:val="22"/>
+          <w14:ligatures w14:val="none"/>
+        </w:rPr>
+        <w:t>-</w:t>
+      </w:r>
+      <w:r>
+        <w:rPr>
+          <w:rFonts w:ascii="Calibri" w:eastAsia="Times New Roman" w:hAnsi="Calibri" w:cs="Calibri"/>
+          <w:i/>
+          <w:iCs/>
+          <w:kern w:val="0"/>
+          <w:sz w:val="22"/>
+          <w:szCs w:val="22"/>
+          <w14:ligatures w14:val="none"/>
+        </w:rPr>
+        <w:t xml:space="preserve"> which is your reasonable service.</w:t>
       </w:r>
       <w:r>
         <w:rPr>
@@ -1545,18 +1791,16 @@
         </w:rPr>
         <w:t xml:space="preserve">The NET Bible's own study note on this verse makes a dry but pointed observation: the trouble with living sacrifices is that they keep crawling off the altar. A dead sacrifice cannot renegotiate. A living one </w:t>
       </w:r>
-      <w:proofErr w:type="gramStart"/>
-      <w:r>
-        <w:rPr>
-          <w:rFonts w:ascii="Calibri" w:eastAsia="Times New Roman" w:hAnsi="Calibri" w:cs="Calibri"/>
-          <w:kern w:val="0"/>
-          <w:sz w:val="22"/>
-          <w:szCs w:val="22"/>
-          <w14:ligatures w14:val="none"/>
-        </w:rPr>
-        <w:t>can, and</w:t>
-      </w:r>
-      <w:proofErr w:type="gramEnd"/>
+      <w:r>
+        <w:rPr>
+          <w:rFonts w:ascii="Calibri" w:eastAsia="Times New Roman" w:hAnsi="Calibri" w:cs="Calibri"/>
+          <w:kern w:val="0"/>
+          <w:sz w:val="22"/>
+          <w:szCs w:val="22"/>
+          <w14:ligatures w14:val="none"/>
+        </w:rPr>
+        <w:t>can and</w:t>
+      </w:r>
       <w:r>
         <w:rPr>
           <w:rFonts w:ascii="Calibri" w:eastAsia="Times New Roman" w:hAnsi="Calibri" w:cs="Calibri"/>
@@ -1567,18 +1811,16 @@
         </w:rPr>
         <w:t xml:space="preserve"> constantly wants to. The good a person is asked to separate from does not stay separated on its own. It </w:t>
       </w:r>
-      <w:proofErr w:type="gramStart"/>
-      <w:r>
-        <w:rPr>
-          <w:rFonts w:ascii="Calibri" w:eastAsia="Times New Roman" w:hAnsi="Calibri" w:cs="Calibri"/>
-          <w:kern w:val="0"/>
-          <w:sz w:val="22"/>
-          <w:szCs w:val="22"/>
-          <w14:ligatures w14:val="none"/>
-        </w:rPr>
-        <w:t>has to</w:t>
-      </w:r>
-      <w:proofErr w:type="gramEnd"/>
+      <w:r>
+        <w:rPr>
+          <w:rFonts w:ascii="Calibri" w:eastAsia="Times New Roman" w:hAnsi="Calibri" w:cs="Calibri"/>
+          <w:kern w:val="0"/>
+          <w:sz w:val="22"/>
+          <w:szCs w:val="22"/>
+          <w14:ligatures w14:val="none"/>
+        </w:rPr>
+        <w:t>must</w:t>
+      </w:r>
       <w:r>
         <w:rPr>
           <w:rFonts w:ascii="Calibri" w:eastAsia="Times New Roman" w:hAnsi="Calibri" w:cs="Calibri"/>
@@ -1656,7 +1898,47 @@
           <w:szCs w:val="22"/>
           <w14:ligatures w14:val="none"/>
         </w:rPr>
-        <w:t>Scripture is blunt that sacrifices are frequently partial — offered, but not offered whole — and it treats that partiality as an insult rather than as an approximation of obedience:</w:t>
+        <w:t>Scripture is blunt that sacrifices are frequently partial</w:t>
+      </w:r>
+      <w:r>
+        <w:rPr>
+          <w:rFonts w:ascii="Calibri" w:eastAsia="Times New Roman" w:hAnsi="Calibri" w:cs="Calibri"/>
+          <w:kern w:val="0"/>
+          <w:sz w:val="22"/>
+          <w:szCs w:val="22"/>
+          <w14:ligatures w14:val="none"/>
+        </w:rPr>
+        <w:t xml:space="preserve"> (i.e. </w:t>
+      </w:r>
+      <w:r>
+        <w:rPr>
+          <w:rFonts w:ascii="Calibri" w:eastAsia="Times New Roman" w:hAnsi="Calibri" w:cs="Calibri"/>
+          <w:kern w:val="0"/>
+          <w:sz w:val="22"/>
+          <w:szCs w:val="22"/>
+          <w14:ligatures w14:val="none"/>
+        </w:rPr>
+        <w:t>offered, but not offered whole</w:t>
+      </w:r>
+      <w:r>
+        <w:rPr>
+          <w:rFonts w:ascii="Calibri" w:eastAsia="Times New Roman" w:hAnsi="Calibri" w:cs="Calibri"/>
+          <w:kern w:val="0"/>
+          <w:sz w:val="22"/>
+          <w:szCs w:val="22"/>
+          <w14:ligatures w14:val="none"/>
+        </w:rPr>
+        <w:t xml:space="preserve">) </w:t>
+      </w:r>
+      <w:r>
+        <w:rPr>
+          <w:rFonts w:ascii="Calibri" w:eastAsia="Times New Roman" w:hAnsi="Calibri" w:cs="Calibri"/>
+          <w:kern w:val="0"/>
+          <w:sz w:val="22"/>
+          <w:szCs w:val="22"/>
+          <w14:ligatures w14:val="none"/>
+        </w:rPr>
+        <w:t>and it treats that partiality as an insult rather than as an approximation of obedience:</w:t>
       </w:r>
     </w:p>
     <w:p>
@@ -2076,7 +2358,27 @@
           <w:szCs w:val="22"/>
           <w14:ligatures w14:val="none"/>
         </w:rPr>
-        <w:t>Saul's sacrifice is not fake. The animals are real, the altar is real, the ritual is real. What is fake is its completeness. He performed sacrifice as a substitute for the specific obedience God asked for — religious activity used to disguise an unfinished surrender.</w:t>
+        <w:t>Saul's sacrifice is not fake. The animals are real, the altar is real, the ritual is real. What is fake is its completeness. He performed sacrifice as a substitute for the specific obedience God asked for</w:t>
+      </w:r>
+      <w:r>
+        <w:rPr>
+          <w:rFonts w:ascii="Calibri" w:eastAsia="Times New Roman" w:hAnsi="Calibri" w:cs="Calibri"/>
+          <w:kern w:val="0"/>
+          <w:sz w:val="22"/>
+          <w:szCs w:val="22"/>
+          <w14:ligatures w14:val="none"/>
+        </w:rPr>
+        <w:t>;</w:t>
+      </w:r>
+      <w:r>
+        <w:rPr>
+          <w:rFonts w:ascii="Calibri" w:eastAsia="Times New Roman" w:hAnsi="Calibri" w:cs="Calibri"/>
+          <w:kern w:val="0"/>
+          <w:sz w:val="22"/>
+          <w:szCs w:val="22"/>
+          <w14:ligatures w14:val="none"/>
+        </w:rPr>
+        <w:t xml:space="preserve"> religious activity used to disguise an unfinished surrender.</w:t>
       </w:r>
     </w:p>
     <w:p>
@@ -2439,7 +2741,27 @@
           <w:szCs w:val="22"/>
           <w14:ligatures w14:val="none"/>
         </w:rPr>
-        <w:t>Paul names the reason this is hard, and he locates it correctly — not as a single bad choice but as an ongoing internal war:</w:t>
+        <w:t>Paul names the reason this is hard, and he locates it correctly</w:t>
+      </w:r>
+      <w:r>
+        <w:rPr>
+          <w:rFonts w:ascii="Calibri" w:eastAsia="Times New Roman" w:hAnsi="Calibri" w:cs="Calibri"/>
+          <w:kern w:val="0"/>
+          <w:sz w:val="22"/>
+          <w:szCs w:val="22"/>
+          <w14:ligatures w14:val="none"/>
+        </w:rPr>
+        <w:t xml:space="preserve">, </w:t>
+      </w:r>
+      <w:r>
+        <w:rPr>
+          <w:rFonts w:ascii="Calibri" w:eastAsia="Times New Roman" w:hAnsi="Calibri" w:cs="Calibri"/>
+          <w:kern w:val="0"/>
+          <w:sz w:val="22"/>
+          <w:szCs w:val="22"/>
+          <w14:ligatures w14:val="none"/>
+        </w:rPr>
+        <w:t>not as a single bad choice but as an ongoing internal war:</w:t>
       </w:r>
     </w:p>
     <w:p>
@@ -2937,7 +3259,47 @@
           <w:szCs w:val="22"/>
           <w14:ligatures w14:val="none"/>
         </w:rPr>
-        <w:t xml:space="preserve">The influences that press on a believer — demonic, spiritual, cultural, psychological — do their work exactly at this seam. They persuade a person that faith is compatible with keeping one </w:t>
+        <w:t>The influences that press on a believer</w:t>
+      </w:r>
+      <w:r>
+        <w:rPr>
+          <w:rFonts w:ascii="Calibri" w:eastAsia="Times New Roman" w:hAnsi="Calibri" w:cs="Calibri"/>
+          <w:kern w:val="0"/>
+          <w:sz w:val="22"/>
+          <w:szCs w:val="22"/>
+          <w14:ligatures w14:val="none"/>
+        </w:rPr>
+        <w:t xml:space="preserve"> (i.e. </w:t>
+      </w:r>
+      <w:r>
+        <w:rPr>
+          <w:rFonts w:ascii="Calibri" w:eastAsia="Times New Roman" w:hAnsi="Calibri" w:cs="Calibri"/>
+          <w:kern w:val="0"/>
+          <w:sz w:val="22"/>
+          <w:szCs w:val="22"/>
+          <w14:ligatures w14:val="none"/>
+        </w:rPr>
+        <w:t>demonic, spiritual, cultural, psychological</w:t>
+      </w:r>
+      <w:r>
+        <w:rPr>
+          <w:rFonts w:ascii="Calibri" w:eastAsia="Times New Roman" w:hAnsi="Calibri" w:cs="Calibri"/>
+          <w:kern w:val="0"/>
+          <w:sz w:val="22"/>
+          <w:szCs w:val="22"/>
+          <w14:ligatures w14:val="none"/>
+        </w:rPr>
+        <w:t xml:space="preserve">) </w:t>
+      </w:r>
+      <w:r>
+        <w:rPr>
+          <w:rFonts w:ascii="Calibri" w:eastAsia="Times New Roman" w:hAnsi="Calibri" w:cs="Calibri"/>
+          <w:kern w:val="0"/>
+          <w:sz w:val="22"/>
+          <w:szCs w:val="22"/>
+          <w14:ligatures w14:val="none"/>
+        </w:rPr>
+        <w:t xml:space="preserve">do their work exactly at this seam. They persuade a person that faith is compatible with keeping one </w:t>
       </w:r>
       <w:proofErr w:type="gramStart"/>
       <w:r>
@@ -2959,7 +3321,27 @@
           <w:szCs w:val="22"/>
           <w14:ligatures w14:val="none"/>
         </w:rPr>
-        <w:t xml:space="preserve"> in reserve. Scripture's answer is consistent: this is a category error. Faith that does not reach obedience has not yet arrived.</w:t>
+        <w:t xml:space="preserve"> in reserve. Scripture's answer is consistent</w:t>
+      </w:r>
+      <w:r>
+        <w:rPr>
+          <w:rFonts w:ascii="Calibri" w:eastAsia="Times New Roman" w:hAnsi="Calibri" w:cs="Calibri"/>
+          <w:kern w:val="0"/>
+          <w:sz w:val="22"/>
+          <w:szCs w:val="22"/>
+          <w14:ligatures w14:val="none"/>
+        </w:rPr>
+        <w:t xml:space="preserve">…, </w:t>
+      </w:r>
+      <w:r>
+        <w:rPr>
+          <w:rFonts w:ascii="Calibri" w:eastAsia="Times New Roman" w:hAnsi="Calibri" w:cs="Calibri"/>
+          <w:kern w:val="0"/>
+          <w:sz w:val="22"/>
+          <w:szCs w:val="22"/>
+          <w14:ligatures w14:val="none"/>
+        </w:rPr>
+        <w:t>this is a category error. Faith that does not reach obedience has not yet arrived.</w:t>
       </w:r>
     </w:p>
     <w:p>
@@ -3175,7 +3557,27 @@
           <w:szCs w:val="22"/>
           <w14:ligatures w14:val="none"/>
         </w:rPr>
-        <w:t xml:space="preserve">, refers to the outward system of observance — the rituals, the identity markers, the things a person does </w:t>
+        <w:t>, refers to the outward system of observance</w:t>
+      </w:r>
+      <w:r>
+        <w:rPr>
+          <w:rFonts w:ascii="Calibri" w:eastAsia="Times New Roman" w:hAnsi="Calibri" w:cs="Calibri"/>
+          <w:kern w:val="0"/>
+          <w:sz w:val="22"/>
+          <w:szCs w:val="22"/>
+          <w14:ligatures w14:val="none"/>
+        </w:rPr>
+        <w:t xml:space="preserve">; </w:t>
+      </w:r>
+      <w:r>
+        <w:rPr>
+          <w:rFonts w:ascii="Calibri" w:eastAsia="Times New Roman" w:hAnsi="Calibri" w:cs="Calibri"/>
+          <w:kern w:val="0"/>
+          <w:sz w:val="22"/>
+          <w:szCs w:val="22"/>
+          <w14:ligatures w14:val="none"/>
+        </w:rPr>
+        <w:t xml:space="preserve">the rituals, the identity markers, the things a person does </w:t>
       </w:r>
       <w:proofErr w:type="gramStart"/>
       <w:r>
@@ -3552,7 +3954,47 @@
           <w:szCs w:val="22"/>
           <w14:ligatures w14:val="none"/>
         </w:rPr>
-        <w:t>Temperance requires giving up a real and immediate good — the pleasure of excess — for the sake of a good that is not yet present, whether discipline, health, virtue, or communion with God. This is sacrifice in miniature, the same structural choice Abraham faced, scaled to an ordinary decision.</w:t>
+        <w:t xml:space="preserve">Temperance requires giving up a real and immediate good </w:t>
+      </w:r>
+      <w:r>
+        <w:rPr>
+          <w:rFonts w:ascii="Calibri" w:eastAsia="Times New Roman" w:hAnsi="Calibri" w:cs="Calibri"/>
+          <w:kern w:val="0"/>
+          <w:sz w:val="22"/>
+          <w:szCs w:val="22"/>
+          <w14:ligatures w14:val="none"/>
+        </w:rPr>
+        <w:t xml:space="preserve">(e.g. </w:t>
+      </w:r>
+      <w:r>
+        <w:rPr>
+          <w:rFonts w:ascii="Calibri" w:eastAsia="Times New Roman" w:hAnsi="Calibri" w:cs="Calibri"/>
+          <w:kern w:val="0"/>
+          <w:sz w:val="22"/>
+          <w:szCs w:val="22"/>
+          <w14:ligatures w14:val="none"/>
+        </w:rPr>
+        <w:t>the pleasure of excess</w:t>
+      </w:r>
+      <w:r>
+        <w:rPr>
+          <w:rFonts w:ascii="Calibri" w:eastAsia="Times New Roman" w:hAnsi="Calibri" w:cs="Calibri"/>
+          <w:kern w:val="0"/>
+          <w:sz w:val="22"/>
+          <w:szCs w:val="22"/>
+          <w14:ligatures w14:val="none"/>
+        </w:rPr>
+        <w:t xml:space="preserve">) </w:t>
+      </w:r>
+      <w:r>
+        <w:rPr>
+          <w:rFonts w:ascii="Calibri" w:eastAsia="Times New Roman" w:hAnsi="Calibri" w:cs="Calibri"/>
+          <w:kern w:val="0"/>
+          <w:sz w:val="22"/>
+          <w:szCs w:val="22"/>
+          <w14:ligatures w14:val="none"/>
+        </w:rPr>
+        <w:t>for the sake of a good that is not yet present, whether discipline, health, virtue, or communion with God. This is sacrifice in miniature, the same structural choice Abraham faced, scaled to an ordinary decision.</w:t>
       </w:r>
     </w:p>
     <w:p>
@@ -3642,18 +4084,16 @@
         </w:rPr>
         <w:t xml:space="preserve">The lesser good </w:t>
       </w:r>
-      <w:proofErr w:type="gramStart"/>
-      <w:r>
-        <w:rPr>
-          <w:rFonts w:ascii="Calibri" w:eastAsia="Times New Roman" w:hAnsi="Calibri" w:cs="Calibri"/>
-          <w:kern w:val="0"/>
-          <w:sz w:val="22"/>
-          <w:szCs w:val="22"/>
-          <w14:ligatures w14:val="none"/>
-        </w:rPr>
-        <w:t>has to</w:t>
-      </w:r>
-      <w:proofErr w:type="gramEnd"/>
+      <w:r>
+        <w:rPr>
+          <w:rFonts w:ascii="Calibri" w:eastAsia="Times New Roman" w:hAnsi="Calibri" w:cs="Calibri"/>
+          <w:kern w:val="0"/>
+          <w:sz w:val="22"/>
+          <w:szCs w:val="22"/>
+          <w14:ligatures w14:val="none"/>
+        </w:rPr>
+        <w:t>must</w:t>
+      </w:r>
       <w:r>
         <w:rPr>
           <w:rFonts w:ascii="Calibri" w:eastAsia="Times New Roman" w:hAnsi="Calibri" w:cs="Calibri"/>
@@ -3876,7 +4316,27 @@
           <w:szCs w:val="22"/>
           <w14:ligatures w14:val="none"/>
         </w:rPr>
-        <w:t xml:space="preserve"> but by what it produces — care for the vulnerable and an unstained life. Religion is the shape worship takes in a community. By itself it is not proof that anything real has happened inside the worshiper.</w:t>
+        <w:t xml:space="preserve"> but by what it produces</w:t>
+      </w:r>
+      <w:r>
+        <w:rPr>
+          <w:rFonts w:ascii="Calibri" w:eastAsia="Times New Roman" w:hAnsi="Calibri" w:cs="Calibri"/>
+          <w:kern w:val="0"/>
+          <w:sz w:val="22"/>
+          <w:szCs w:val="22"/>
+          <w14:ligatures w14:val="none"/>
+        </w:rPr>
+        <w:t xml:space="preserve">, </w:t>
+      </w:r>
+      <w:r>
+        <w:rPr>
+          <w:rFonts w:ascii="Calibri" w:eastAsia="Times New Roman" w:hAnsi="Calibri" w:cs="Calibri"/>
+          <w:kern w:val="0"/>
+          <w:sz w:val="22"/>
+          <w:szCs w:val="22"/>
+          <w14:ligatures w14:val="none"/>
+        </w:rPr>
+        <w:t>care for the vulnerable and an unstained life. Religion is the shape worship takes in a community. By itself it is not proof that anything real has happened inside the worshiper.</w:t>
       </w:r>
     </w:p>
     <w:p>
@@ -4565,7 +5025,27 @@
           <w:szCs w:val="22"/>
           <w14:ligatures w14:val="none"/>
         </w:rPr>
-        <w:t>Put the four together and the sequence is clear. Religion supplies the form. Worship supplies the disposition. Sacrifice supplies the proof — the moment the disposition costs something and the person pays it. The obedience of faith is the name for the whole thing once it has become a settled pattern rather than an isolated act.</w:t>
+        <w:t>Put the four together and the sequence is clear. Religion supplies the form. Worship supplies the disposition. Sacrifice supplies the proof</w:t>
+      </w:r>
+      <w:r>
+        <w:rPr>
+          <w:rFonts w:ascii="Calibri" w:eastAsia="Times New Roman" w:hAnsi="Calibri" w:cs="Calibri"/>
+          <w:kern w:val="0"/>
+          <w:sz w:val="22"/>
+          <w:szCs w:val="22"/>
+          <w14:ligatures w14:val="none"/>
+        </w:rPr>
+        <w:t xml:space="preserve">; i.e. </w:t>
+      </w:r>
+      <w:r>
+        <w:rPr>
+          <w:rFonts w:ascii="Calibri" w:eastAsia="Times New Roman" w:hAnsi="Calibri" w:cs="Calibri"/>
+          <w:kern w:val="0"/>
+          <w:sz w:val="22"/>
+          <w:szCs w:val="22"/>
+          <w14:ligatures w14:val="none"/>
+        </w:rPr>
+        <w:t>the moment the disposition costs something and the person pays it. The obedience of faith is the name for the whole thing once it has become a settled pattern rather than an isolated act.</w:t>
       </w:r>
     </w:p>
     <w:p>
@@ -5116,7 +5596,47 @@
           <w:szCs w:val="22"/>
           <w14:ligatures w14:val="none"/>
         </w:rPr>
-        <w:t xml:space="preserve">Faith that does not terminate in an actual, external, obeyed act — repentance confessed, baptism submitted to, a life reordered — was treated in this tradition as not yet the faith the New Testament describes. The logic matches James directly: </w:t>
+        <w:t>Faith that does not terminate in an actual, external, obeyed act</w:t>
+      </w:r>
+      <w:r>
+        <w:rPr>
+          <w:rFonts w:ascii="Calibri" w:eastAsia="Times New Roman" w:hAnsi="Calibri" w:cs="Calibri"/>
+          <w:kern w:val="0"/>
+          <w:sz w:val="22"/>
+          <w:szCs w:val="22"/>
+          <w14:ligatures w14:val="none"/>
+        </w:rPr>
+        <w:t xml:space="preserve"> (e.g. </w:t>
+      </w:r>
+      <w:r>
+        <w:rPr>
+          <w:rFonts w:ascii="Calibri" w:eastAsia="Times New Roman" w:hAnsi="Calibri" w:cs="Calibri"/>
+          <w:kern w:val="0"/>
+          <w:sz w:val="22"/>
+          <w:szCs w:val="22"/>
+          <w14:ligatures w14:val="none"/>
+        </w:rPr>
+        <w:t>repentance confessed, baptism submitted to, a life reordered</w:t>
+      </w:r>
+      <w:r>
+        <w:rPr>
+          <w:rFonts w:ascii="Calibri" w:eastAsia="Times New Roman" w:hAnsi="Calibri" w:cs="Calibri"/>
+          <w:kern w:val="0"/>
+          <w:sz w:val="22"/>
+          <w:szCs w:val="22"/>
+          <w14:ligatures w14:val="none"/>
+        </w:rPr>
+        <w:t xml:space="preserve">) </w:t>
+      </w:r>
+      <w:r>
+        <w:rPr>
+          <w:rFonts w:ascii="Calibri" w:eastAsia="Times New Roman" w:hAnsi="Calibri" w:cs="Calibri"/>
+          <w:kern w:val="0"/>
+          <w:sz w:val="22"/>
+          <w:szCs w:val="22"/>
+          <w14:ligatures w14:val="none"/>
+        </w:rPr>
+        <w:t xml:space="preserve">was treated in this tradition as not yet the faith the New Testament describes. The logic matches James directly: </w:t>
       </w:r>
     </w:p>
     <w:p>
@@ -5732,7 +6252,17 @@
           <w:szCs w:val="22"/>
           <w14:ligatures w14:val="none"/>
         </w:rPr>
-        <w:t xml:space="preserve"> — a response to a finished work, not an independent bid to earn one.</w:t>
+        <w:t xml:space="preserve">, </w:t>
+      </w:r>
+      <w:r>
+        <w:rPr>
+          <w:rFonts w:ascii="Calibri" w:eastAsia="Times New Roman" w:hAnsi="Calibri" w:cs="Calibri"/>
+          <w:kern w:val="0"/>
+          <w:sz w:val="22"/>
+          <w:szCs w:val="22"/>
+          <w14:ligatures w14:val="none"/>
+        </w:rPr>
+        <w:t>a response to a finished work, not an independent bid to earn one.</w:t>
       </w:r>
     </w:p>
     <w:p/>
